--- a/Documents explicatifs des dispositifs/Structure des ceintures - CM1.docx
+++ b/Documents explicatifs des dispositifs/Structure des ceintures - CM1.docx
@@ -13702,6 +13702,149 @@
           <w:iCs/>
         </w:rPr>
         <w:t xml:space="preserve">Quota horaire EDL et grille actuelle : le quota prévu pour l'étude de la langue est de 2 h 30/semaine. La grille actuelle (§14 du Dispositif global) n'en programme que 2 h (30 min × 4 jours, hors les 10 min quotidiens de boîte Leitner et les 45 min quotidiens de lecture-production/dictée) — soit 30 min de marge hebdomadaire non utilisée, qui pourrait accueillir les fiches supplémentaires (individuelles 2 et 3, remédiations).</w:t>
+      </w:r>
+    </w:p>
+    <w:p>
+      <w:pPr>
+        <w:pStyle w:val="Heading1"/>
+      </w:pPr>
+      <w:r>
+        <w:t xml:space="preserve">En CM2 : les mêmes ceintures, approfondies</w:t>
+      </w:r>
+    </w:p>
+    <w:p>
+      <w:pPr>
+        <w:pStyle w:val="BodyText"/>
+      </w:pPr>
+      <w:r>
+        <w:t xml:space="preserve">Depuis octobre 2026, chaque ceinture CM2 porte le même numéro, la même couleur et la même notion qu’en CM1. En classe à double niveau, l’observation et la trace écrite sont communes ; le CM2 va plus loin avec des écrans et des exercices en plus, et passe son propre test.</w:t>
+      </w:r>
+    </w:p>
+    <w:p>
+      <w:pPr>
+        <w:pStyle w:val="BodyText"/>
+        <w:numPr>
+          <w:ilvl w:val="0"/>
+          <w:numId w:val="1"/>
+        </w:numPr>
+        <w:spacing w:after="60"/>
+      </w:pPr>
+      <w:r>
+        <w:rPr>
+          <w:b/>
+          <w:bCs/>
+        </w:rPr>
+        <w:t xml:space="preserve">Trace écrite</w:t>
+      </w:r>
+      <w:r>
+        <w:t xml:space="preserve"> : la carte mentale est la même ; un encadré « En CM2, j’apprends aussi » la complète (page interactive et impression).</w:t>
+      </w:r>
+    </w:p>
+    <w:p>
+      <w:pPr>
+        <w:pStyle w:val="BodyText"/>
+        <w:numPr>
+          <w:ilvl w:val="0"/>
+          <w:numId w:val="1"/>
+        </w:numPr>
+        <w:spacing w:after="60"/>
+      </w:pPr>
+      <w:r>
+        <w:rPr>
+          <w:b/>
+          <w:bCs/>
+        </w:rPr>
+        <w:t xml:space="preserve">Page interactive</w:t>
+      </w:r>
+      <w:r>
+        <w:t xml:space="preserve"> : bouton « CM2 » du sommaire ; les écrans propres au CM2 portent l’étiquette « CM2 ».</w:t>
+      </w:r>
+    </w:p>
+    <w:p>
+      <w:pPr>
+        <w:pStyle w:val="BodyText"/>
+        <w:numPr>
+          <w:ilvl w:val="0"/>
+          <w:numId w:val="1"/>
+        </w:numPr>
+        <w:spacing w:after="60"/>
+      </w:pPr>
+      <w:r>
+        <w:rPr>
+          <w:b/>
+          <w:bCs/>
+        </w:rPr>
+        <w:t xml:space="preserve">Parcours</w:t>
+      </w:r>
+      <w:r>
+        <w:t xml:space="preserve"> : inchangé (Structure des ceintures) ; test ciblé A/B/C, réussite 6/6. Proposition : pour le CM2, 3 items sur le tronc commun et 3 items sur l’ajout CM2.</w:t>
+      </w:r>
+    </w:p>
+    <w:p>
+      <w:pPr>
+        <w:pStyle w:val="BodyText"/>
+        <w:numPr>
+          <w:ilvl w:val="0"/>
+          <w:numId w:val="1"/>
+        </w:numPr>
+        <w:spacing w:after="60"/>
+      </w:pPr>
+      <w:r>
+        <w:rPr>
+          <w:b/>
+          <w:bCs/>
+        </w:rPr>
+        <w:t xml:space="preserve">Cahier de progrès</w:t>
+      </w:r>
+      <w:r>
+        <w:t xml:space="preserve"> : parcours C des fiches CE2-CM1-CM2, renuméroté sur le CM1.</w:t>
+      </w:r>
+    </w:p>
+    <w:p>
+      <w:pPr>
+        <w:pStyle w:val="Heading2"/>
+      </w:pPr>
+      <w:r>
+        <w:t xml:space="preserve">Ce qui change pour le CM2</w:t>
+      </w:r>
+    </w:p>
+    <w:p>
+      <w:pPr>
+        <w:pStyle w:val="BodyText"/>
+        <w:numPr>
+          <w:ilvl w:val="0"/>
+          <w:numId w:val="1"/>
+        </w:numPr>
+        <w:spacing w:after="60"/>
+      </w:pPr>
+      <w:r>
+        <w:t xml:space="preserve">G1 à G7, H1 à H8, V1 à V6, C1 à C5 et C8, O1 à O6 : mêmes numéros, mêmes couleurs, mêmes notions qu’en CM1, avec un ajout CM2 (voir la partie « En CM2 » de chaque dispositif).</w:t>
+      </w:r>
+    </w:p>
+    <w:p>
+      <w:pPr>
+        <w:pStyle w:val="BodyText"/>
+        <w:numPr>
+          <w:ilvl w:val="0"/>
+          <w:numId w:val="1"/>
+        </w:numPr>
+        <w:spacing w:after="60"/>
+      </w:pPr>
+      <w:r>
+        <w:t xml:space="preserve">C6 (plus-que-parfait, rouge) et C7 (passé simple, violette) : ceintures du CM2 seulement.</w:t>
+      </w:r>
+    </w:p>
+    <w:p>
+      <w:pPr>
+        <w:pStyle w:val="BodyText"/>
+        <w:numPr>
+          <w:ilvl w:val="0"/>
+          <w:numId w:val="1"/>
+        </w:numPr>
+        <w:spacing w:after="60"/>
+      </w:pPr>
+      <w:r>
+        <w:t xml:space="preserve">Le document « Structure des ceintures — CE2-CM1-CM2 » et le « Dispositif 3 — CE2-CM1-CM2 », cités plus haut, ne sont pas dans le dossier : leur partie CM2 est à mettre à jour selon ce tableau.</w:t>
       </w:r>
     </w:p>
     <w:sectPr>

--- a/Documents explicatifs des dispositifs/Structure des ceintures - CM1.docx
+++ b/Documents explicatifs des dispositifs/Structure des ceintures - CM1.docx
@@ -2879,7 +2879,7 @@
           <w:i/>
           <w:iCs/>
         </w:rPr>
-        <w:t xml:space="preserve">G1 existe aussi en CE2 et en CM2, avec le même tronc commun : voir « Structure des ceintures — CE2-CM1-CM2 ».</w:t>
+        <w:t xml:space="preserve">G1 existe aussi en CE2 et en CM2, avec le même tronc commun : pour le CM2, voir la partie « En CM2 » à la fin de ce document.</w:t>
       </w:r>
     </w:p>
     <w:p>
@@ -4251,7 +4251,7 @@
           <w:i/>
           <w:iCs/>
         </w:rPr>
-        <w:t xml:space="preserve">G2 existe aussi en CE2 et en CM2 (voir « Structure des ceintures — CE2-CM1-CM2 »). La trace CM1 contient un rappel du CE2.</w:t>
+        <w:t xml:space="preserve">G2 existe aussi en CE2 et en CM2 (pour le CM2, voir la partie « En CM2 » à la fin de ce document). La trace CM1 contient un rappel du CE2.</w:t>
       </w:r>
     </w:p>
     <w:p>
@@ -5665,7 +5665,7 @@
           <w:i/>
           <w:iCs/>
         </w:rPr>
-        <w:t xml:space="preserve">H1 existe aussi en CE2 et en CM2 (voir « Structure des ceintures — CE2-CM1-CM2 ») ; au CM2, l'a et l'as sont évalués au test.</w:t>
+        <w:t xml:space="preserve">H1 existe aussi en CE2 et en CM2 (pour le CM2, voir la partie « En CM2 » à la fin de ce document) ; au CM2, l'a et l'as sont évalués au test.</w:t>
       </w:r>
     </w:p>
     <w:p>
@@ -7051,7 +7051,7 @@
           <w:i/>
           <w:iCs/>
         </w:rPr>
-        <w:t xml:space="preserve">V1 existe aussi en CE2 (synonymes et contraires) et en CM2 (consolidation) : voir « Structure des ceintures — CE2-CM1-CM2 ».</w:t>
+        <w:t xml:space="preserve">V1 existe aussi en CE2 (synonymes et contraires) et en CM2 (consolidation) : pour le CM2, voir la partie « En CM2 » à la fin de ce document.</w:t>
       </w:r>
     </w:p>
     <w:p>
@@ -8437,7 +8437,7 @@
           <w:i/>
           <w:iCs/>
         </w:rPr>
-        <w:t xml:space="preserve">V2 existe aussi en CE2 (familles de mots) et en CM2 (utiliser le dictionnaire), avec des notions différentes : voir « Structure des ceintures — CE2-CM1-CM2 ».</w:t>
+        <w:t xml:space="preserve">V2 existe aussi en CE2 (familles de mots) et en CM2 (utiliser le dictionnaire), avec des notions différentes : pour le CM2, voir la partie « En CM2 » à la fin de ce document.</w:t>
       </w:r>
     </w:p>
     <w:p>
@@ -9823,7 +9823,7 @@
           <w:i/>
           <w:iCs/>
         </w:rPr>
-        <w:t>C1 existe aussi en CE2 (verbes en -er, 8 verbes fréquents) et en CM2 (tous les groupes, sujets difficiles) : voir « Structure des ceintures — CE2-CM1-CM2 ».</w:t>
+        <w:t>C1 existe aussi en CE2 (verbes en -er, 8 verbes fréquents) et en CM2 (tous les groupes, sujets difficiles) : pour le CM2, voir la partie « En CM2 » à la fin de ce document.</w:t>
       </w:r>
     </w:p>
     <w:p>
@@ -13777,7 +13777,7 @@
         <w:t xml:space="preserve">Parcours</w:t>
       </w:r>
       <w:r>
-        <w:t xml:space="preserve"> : inchangé (Structure des ceintures) ; test ciblé A/B/C, réussite 6/6. Proposition : pour le CM2, 3 items sur le tronc commun et 3 items sur l’ajout CM2.</w:t>
+        <w:t xml:space="preserve"> : inchangé (Structure des ceintures) ; test ciblé A/B/C, réussite 6/6. Pour le CM2, chaque version du test compte 3 items sur le tronc commun et 3 items sur l’ajout CM2.</w:t>
       </w:r>
     </w:p>
     <w:p>
@@ -13844,7 +13844,7 @@
         <w:spacing w:after="60"/>
       </w:pPr>
       <w:r>
-        <w:t xml:space="preserve">Le document « Structure des ceintures — CE2-CM1-CM2 » et le « Dispositif 3 — CE2-CM1-CM2 », cités plus haut, ne sont pas dans le dossier : leur partie CM2 est à mettre à jour selon ce tableau.</w:t>
+        <w:t xml:space="preserve">Ce document et chaque dispositif contiennent leur propre partie « En CM2 » : il n’y a pas de document séparé pour le CM2.</w:t>
       </w:r>
     </w:p>
     <w:sectPr>

--- a/Documents explicatifs des dispositifs/Structure des ceintures - CM1.docx
+++ b/Documents explicatifs des dispositifs/Structure des ceintures - CM1.docx
@@ -13845,6 +13845,162 @@
       </w:pPr>
       <w:r>
         <w:t xml:space="preserve">Ce document et chaque dispositif contiennent leur propre partie « En CM2 » : il n’y a pas de document séparé pour le CM2.</w:t>
+      </w:r>
+    </w:p>
+    <w:p>
+      <w:pPr>
+        <w:pStyle w:val="Heading1"/>
+      </w:pPr>
+      <w:r>
+        <w:t xml:space="preserve">En CE2 : les mêmes ceintures, en plus simple</w:t>
+      </w:r>
+    </w:p>
+    <w:p>
+      <w:pPr>
+        <w:pStyle w:val="BodyText"/>
+      </w:pPr>
+      <w:r>
+        <w:t xml:space="preserve">Depuis octobre 2026, chaque ceinture CE2 porte le même numéro, la même couleur et la même notion qu’en CM1 et en CM2, dans une version plus simple, conforme au programme de français du cycle 2 (2025). En classe à plusieurs niveaux, l’observation et la trace écrite sont communes ; le CE2 s’arrête au tronc commun.</w:t>
+      </w:r>
+    </w:p>
+    <w:p>
+      <w:pPr>
+        <w:pStyle w:val="BodyText"/>
+        <w:numPr>
+          <w:ilvl w:val="0"/>
+          <w:numId w:val="1"/>
+        </w:numPr>
+        <w:spacing w:after="60"/>
+      </w:pPr>
+      <w:r>
+        <w:rPr>
+          <w:b/>
+          <w:bCs/>
+        </w:rPr>
+        <w:t xml:space="preserve">Trace écrite</w:t>
+      </w:r>
+      <w:r>
+        <w:t xml:space="preserve"> : la carte mentale est la même ; un encadré « Au CE2, je retiens » dit ce que le CE2 doit savoir (page interactive et impression).</w:t>
+      </w:r>
+    </w:p>
+    <w:p>
+      <w:pPr>
+        <w:pStyle w:val="BodyText"/>
+        <w:numPr>
+          <w:ilvl w:val="0"/>
+          <w:numId w:val="1"/>
+        </w:numPr>
+        <w:spacing w:after="60"/>
+      </w:pPr>
+      <w:r>
+        <w:rPr>
+          <w:b/>
+          <w:bCs/>
+        </w:rPr>
+        <w:t xml:space="preserve">Page interactive</w:t>
+      </w:r>
+      <w:r>
+        <w:t xml:space="preserve"> : bouton « CE2 » du sommaire ; les écrans trop difficiles sont retirés, les écrans propres au CE2 portent l’étiquette « CE2 ».</w:t>
+      </w:r>
+    </w:p>
+    <w:p>
+      <w:pPr>
+        <w:pStyle w:val="BodyText"/>
+        <w:numPr>
+          <w:ilvl w:val="0"/>
+          <w:numId w:val="1"/>
+        </w:numPr>
+        <w:spacing w:after="60"/>
+      </w:pPr>
+      <w:r>
+        <w:rPr>
+          <w:b/>
+          <w:bCs/>
+        </w:rPr>
+        <w:t xml:space="preserve">Parcours</w:t>
+      </w:r>
+      <w:r>
+        <w:t xml:space="preserve"> : inchangé (Structure des ceintures) ; test ciblé A/B/C, 6 items sur le contenu CE2, réussite 6/6.</w:t>
+      </w:r>
+    </w:p>
+    <w:p>
+      <w:pPr>
+        <w:pStyle w:val="BodyText"/>
+        <w:numPr>
+          <w:ilvl w:val="0"/>
+          <w:numId w:val="1"/>
+        </w:numPr>
+        <w:spacing w:after="60"/>
+      </w:pPr>
+      <w:r>
+        <w:rPr>
+          <w:b/>
+          <w:bCs/>
+        </w:rPr>
+        <w:t xml:space="preserve">Cahier de progrès</w:t>
+      </w:r>
+      <w:r>
+        <w:t xml:space="preserve"> : parcours A des fiches CE2-CM1-CM2, renuméroté sur le CM1.</w:t>
+      </w:r>
+    </w:p>
+    <w:p>
+      <w:pPr>
+        <w:pStyle w:val="Heading2"/>
+      </w:pPr>
+      <w:r>
+        <w:t xml:space="preserve">Ce qui change pour le CE2</w:t>
+      </w:r>
+    </w:p>
+    <w:p>
+      <w:pPr>
+        <w:pStyle w:val="BodyText"/>
+        <w:numPr>
+          <w:ilvl w:val="0"/>
+          <w:numId w:val="1"/>
+        </w:numPr>
+        <w:spacing w:after="60"/>
+      </w:pPr>
+      <w:r>
+        <w:t xml:space="preserve">G1 à G7, H1 à H6 (sauf H7) et H8, C1 à C5 et C8, V1 à V6, O1 à O6 : mêmes numéros, mêmes couleurs, mêmes notions qu’en CM1, en version simplifiée (voir la partie « En CE2 » de chaque dispositif).</w:t>
+      </w:r>
+    </w:p>
+    <w:p>
+      <w:pPr>
+        <w:pStyle w:val="BodyText"/>
+        <w:numPr>
+          <w:ilvl w:val="0"/>
+          <w:numId w:val="1"/>
+        </w:numPr>
+        <w:spacing w:after="60"/>
+      </w:pPr>
+      <w:r>
+        <w:t xml:space="preserve">Ceintures du CE2 seulement : C6 (verbes irréguliers au présent, rouge), C7 (verbes irréguliers aux autres temps, violette), O7 (les sons « o », « é », « è » et les accents, violette).</w:t>
+      </w:r>
+    </w:p>
+    <w:p>
+      <w:pPr>
+        <w:pStyle w:val="BodyText"/>
+        <w:numPr>
+          <w:ilvl w:val="0"/>
+          <w:numId w:val="1"/>
+        </w:numPr>
+        <w:spacing w:after="60"/>
+      </w:pPr>
+      <w:r>
+        <w:t xml:space="preserve">Pas de H7 au CE2.</w:t>
+      </w:r>
+    </w:p>
+    <w:p>
+      <w:pPr>
+        <w:pStyle w:val="BodyText"/>
+        <w:numPr>
+          <w:ilvl w:val="0"/>
+          <w:numId w:val="1"/>
+        </w:numPr>
+        <w:spacing w:after="60"/>
+      </w:pPr>
+      <w:r>
+        <w:t xml:space="preserve">Ce document et chaque dispositif contiennent leur propre partie « En CE2 » : il n’y a pas de document séparé pour le CE2.</w:t>
       </w:r>
     </w:p>
     <w:sectPr>

--- a/Documents explicatifs des dispositifs/Structure des ceintures - CM1.docx
+++ b/Documents explicatifs des dispositifs/Structure des ceintures - CM1.docx
@@ -13961,7 +13961,7 @@
         <w:spacing w:after="60"/>
       </w:pPr>
       <w:r>
-        <w:t xml:space="preserve">G1 à G7, H1 à H6 (sauf H7) et H8, C1 à C5 et C8, V1 à V6, O1 à O6 : mêmes numéros, mêmes couleurs, mêmes notions qu’en CM1, en version simplifiée (voir la partie « En CE2 » de chaque dispositif).</w:t>
+        <w:t xml:space="preserve">G1 à G7, C1 à C5 et C8, V1 à V6, O1 à O6 : mêmes numéros, mêmes couleurs, mêmes notions qu’en CM1, en version simplifiée (voir la partie « En CE2 » de chaque dispositif).</w:t>
       </w:r>
     </w:p>
     <w:p>
@@ -13987,7 +13987,7 @@
         <w:spacing w:after="60"/>
       </w:pPr>
       <w:r>
-        <w:t xml:space="preserve">Pas de H7 au CE2.</w:t>
+        <w:t xml:space="preserve">Pas de ceintures d’homophones au CE2 (hors programme du cycle 2) : elles commencent au CM1.</w:t>
       </w:r>
     </w:p>
     <w:p>
